--- a/examples/autoencoder/doc/04_autoenc_lstm_e.docx
+++ b/examples/autoencoder/doc/04_autoenc_lstm_e.docx
@@ -73,6 +73,45 @@
       </w:pPr>
       <w:r>
         <w:rPr>
+          <w:rStyle w:val="FunctionTok"/>
+        </w:rPr>
+        <w:t xml:space="preserve">source</w:t>
+      </w:r>
+      <w:r>
+        <w:rPr>
+          <w:rStyle w:val="NormalTok"/>
+        </w:rPr>
+        <w:t xml:space="preserve">(</w:t>
+      </w:r>
+      <w:r>
+        <w:rPr>
+          <w:rStyle w:val="FunctionTok"/>
+        </w:rPr>
+        <w:t xml:space="preserve">url</w:t>
+      </w:r>
+      <w:r>
+        <w:rPr>
+          <w:rStyle w:val="NormalTok"/>
+        </w:rPr>
+        <w:t xml:space="preserve">(</w:t>
+      </w:r>
+      <w:r>
+        <w:rPr>
+          <w:rStyle w:val="StringTok"/>
+        </w:rPr>
+        <w:t xml:space="preserve">"https://raw.githubusercontent.com/cefet-rj-dal/daltoolboxdp/main/examples/seed.R"</w:t>
+      </w:r>
+      <w:r>
+        <w:rPr>
+          <w:rStyle w:val="NormalTok"/>
+        </w:rPr>
+        <w:t xml:space="preserve">))</w:t>
+      </w:r>
+      <w:r>
+        <w:br/>
+      </w:r>
+      <w:r>
+        <w:rPr>
           <w:rStyle w:val="CommentTok"/>
         </w:rPr>
         <w:t xml:space="preserve"># Installing example dependencies (if needed)</w:t>
@@ -417,6 +456,21 @@
       </w:r>
       <w:r>
         <w:rPr>
+          <w:rStyle w:val="FunctionTok"/>
+        </w:rPr>
+        <w:t xml:space="preserve">set_example_seed</w:t>
+      </w:r>
+      <w:r>
+        <w:rPr>
+          <w:rStyle w:val="NormalTok"/>
+        </w:rPr>
+        <w:t xml:space="preserve">()</w:t>
+      </w:r>
+      <w:r>
+        <w:br/>
+      </w:r>
+      <w:r>
+        <w:rPr>
           <w:rStyle w:val="NormalTok"/>
         </w:rPr>
         <w:t xml:space="preserve">preproc </w:t>
@@ -945,6 +999,21 @@
           <w:rStyle w:val="CommentTok"/>
         </w:rPr>
         <w:t xml:space="preserve"># Training the model</w:t>
+      </w:r>
+      <w:r>
+        <w:br/>
+      </w:r>
+      <w:r>
+        <w:rPr>
+          <w:rStyle w:val="FunctionTok"/>
+        </w:rPr>
+        <w:t xml:space="preserve">set_example_seed</w:t>
+      </w:r>
+      <w:r>
+        <w:rPr>
+          <w:rStyle w:val="NormalTok"/>
+        </w:rPr>
+        <w:t xml:space="preserve">()</w:t>
       </w:r>
       <w:r>
         <w:br/>
@@ -1810,7 +1879,7 @@
               <a:graphicData uri="http://schemas.openxmlformats.org/drawingml/2006/picture">
                 <pic:pic>
                   <pic:nvPicPr>
-                    <pic:cNvPr descr="/home/gpca/daltoolboxdp/examples/autoencoder/doc/04_autoenc_lstm_e_files/d34562416f9ac64cfb3d631af1877eac1c90b1a7.png" id="11" name="Picture"/>
+                    <pic:cNvPr descr="/home/gpca/daltoolboxdp/examples/autoencoder/doc/04_autoenc_lstm_e_files/4c9d1612fecf0de6b12fa22fc0bfe9681410c255.png" id="11" name="Picture"/>
                     <pic:cNvPicPr>
                       <a:picLocks noChangeArrowheads="1" noChangeAspect="1"/>
                     </pic:cNvPicPr>
@@ -2025,61 +2094,61 @@
         <w:rPr>
           <w:rStyle w:val="VerbatimChar"/>
         </w:rPr>
-        <w:t xml:space="preserve">##          [,1]      [,2]      [,3]</w:t>
-      </w:r>
-      <w:r>
-        <w:br/>
-      </w:r>
-      <w:r>
-        <w:rPr>
-          <w:rStyle w:val="VerbatimChar"/>
-        </w:rPr>
-        <w:t xml:space="preserve">## [1,] 1.362024 0.7970662 0.6722835</w:t>
-      </w:r>
-      <w:r>
-        <w:br/>
-      </w:r>
-      <w:r>
-        <w:rPr>
-          <w:rStyle w:val="VerbatimChar"/>
-        </w:rPr>
-        <w:t xml:space="preserve">## [2,] 1.444962 0.8730902 0.7173678</w:t>
-      </w:r>
-      <w:r>
-        <w:br/>
-      </w:r>
-      <w:r>
-        <w:rPr>
-          <w:rStyle w:val="VerbatimChar"/>
-        </w:rPr>
-        <w:t xml:space="preserve">## [3,] 1.486477 0.9091334 0.7370238</w:t>
-      </w:r>
-      <w:r>
-        <w:br/>
-      </w:r>
-      <w:r>
-        <w:rPr>
-          <w:rStyle w:val="VerbatimChar"/>
-        </w:rPr>
-        <w:t xml:space="preserve">## [4,] 1.489795 0.9081959 0.7319571</w:t>
-      </w:r>
-      <w:r>
-        <w:br/>
-      </w:r>
-      <w:r>
-        <w:rPr>
-          <w:rStyle w:val="VerbatimChar"/>
-        </w:rPr>
-        <w:t xml:space="preserve">## [5,] 1.455718 0.8711807 0.7024149</w:t>
-      </w:r>
-      <w:r>
-        <w:br/>
-      </w:r>
-      <w:r>
-        <w:rPr>
-          <w:rStyle w:val="VerbatimChar"/>
-        </w:rPr>
-        <w:t xml:space="preserve">## [6,] 1.382273 0.7966385 0.6480446</w:t>
+        <w:t xml:space="preserve">##          [,1]     [,2]       [,3]</w:t>
+      </w:r>
+      <w:r>
+        <w:br/>
+      </w:r>
+      <w:r>
+        <w:rPr>
+          <w:rStyle w:val="VerbatimChar"/>
+        </w:rPr>
+        <w:t xml:space="preserve">## [1,] 1.623646 1.132362 -0.5565819</w:t>
+      </w:r>
+      <w:r>
+        <w:br/>
+      </w:r>
+      <w:r>
+        <w:rPr>
+          <w:rStyle w:val="VerbatimChar"/>
+        </w:rPr>
+        <w:t xml:space="preserve">## [2,] 1.720915 1.196988 -0.5996022</w:t>
+      </w:r>
+      <w:r>
+        <w:br/>
+      </w:r>
+      <w:r>
+        <w:rPr>
+          <w:rStyle w:val="VerbatimChar"/>
+        </w:rPr>
+        <w:t xml:space="preserve">## [3,] 1.773435 1.231892 -0.6222906</w:t>
+      </w:r>
+      <w:r>
+        <w:br/>
+      </w:r>
+      <w:r>
+        <w:rPr>
+          <w:rStyle w:val="VerbatimChar"/>
+        </w:rPr>
+        <w:t xml:space="preserve">## [4,] 1.784624 1.239586 -0.6262597</w:t>
+      </w:r>
+      <w:r>
+        <w:br/>
+      </w:r>
+      <w:r>
+        <w:rPr>
+          <w:rStyle w:val="VerbatimChar"/>
+        </w:rPr>
+        <w:t xml:space="preserve">## [5,] 1.754847 1.220451 -0.6114599</w:t>
+      </w:r>
+      <w:r>
+        <w:br/>
+      </w:r>
+      <w:r>
+        <w:rPr>
+          <w:rStyle w:val="VerbatimChar"/>
+        </w:rPr>
+        <w:t xml:space="preserve">## [6,] 1.680419 1.172078 -0.5757307</w:t>
       </w:r>
     </w:p>
     <w:p>

--- a/examples/autoencoder/doc/04_autoenc_lstm_e.docx
+++ b/examples/autoencoder/doc/04_autoenc_lstm_e.docx
@@ -1359,16 +1359,16 @@
         <w:t xml:space="preserve"> </w:t>
       </w:r>
       <w:r>
-        <w:t xml:space="preserve">makes each window a true 5-step sequence, which is usually more informative than the degenerate</w:t>
-      </w:r>
-      <w:r>
-        <w:t xml:space="preserve"> </w:t>
-      </w:r>
-      <w:r>
-        <w:rPr>
-          <w:rStyle w:val="VerbatimChar"/>
-        </w:rPr>
-        <w:t xml:space="preserve">sequence_length = 1L</w:t>
+        <w:t xml:space="preserve">makes each window a true 5-step sequence; this is also the default interpretation when</w:t>
+      </w:r>
+      <w:r>
+        <w:t xml:space="preserve"> </w:t>
+      </w:r>
+      <w:r>
+        <w:rPr>
+          <w:rStyle w:val="VerbatimChar"/>
+        </w:rPr>
+        <w:t xml:space="preserve">input_size = 5</w:t>
       </w:r>
       <w:r>
         <w:t xml:space="preserve">.</w:t>
@@ -1879,7 +1879,7 @@
               <a:graphicData uri="http://schemas.openxmlformats.org/drawingml/2006/picture">
                 <pic:pic>
                   <pic:nvPicPr>
-                    <pic:cNvPr descr="/home/gpca/daltoolboxdp/examples/autoencoder/doc/04_autoenc_lstm_e_files/4c9d1612fecf0de6b12fa22fc0bfe9681410c255.png" id="11" name="Picture"/>
+                    <pic:cNvPr descr="C:\Git\dal\daltoolboxdp\examples\autoencoder\doc\04_autoenc_lstm_e_files/22ec6e7a8f5352bb6adfe4c19ad46043e204aacf.png" id="11" name="Picture"/>
                     <pic:cNvPicPr>
                       <a:picLocks noChangeArrowheads="1" noChangeAspect="1"/>
                     </pic:cNvPicPr>
@@ -2103,7 +2103,7 @@
         <w:rPr>
           <w:rStyle w:val="VerbatimChar"/>
         </w:rPr>
-        <w:t xml:space="preserve">## [1,] 1.623646 1.132362 -0.5565819</w:t>
+        <w:t xml:space="preserve">## [1,] 1.623646 1.132362 -0.5565820</w:t>
       </w:r>
       <w:r>
         <w:br/>
@@ -2121,7 +2121,7 @@
         <w:rPr>
           <w:rStyle w:val="VerbatimChar"/>
         </w:rPr>
-        <w:t xml:space="preserve">## [3,] 1.773435 1.231892 -0.6222906</w:t>
+        <w:t xml:space="preserve">## [3,] 1.773434 1.231892 -0.6222906</w:t>
       </w:r>
       <w:r>
         <w:br/>

--- a/examples/autoencoder/doc/04_autoenc_lstm_e.docx
+++ b/examples/autoencoder/doc/04_autoenc_lstm_e.docx
@@ -1879,7 +1879,7 @@
               <a:graphicData uri="http://schemas.openxmlformats.org/drawingml/2006/picture">
                 <pic:pic>
                   <pic:nvPicPr>
-                    <pic:cNvPr descr="C:\Git\dal\daltoolboxdp\examples\autoencoder\doc\04_autoenc_lstm_e_files/22ec6e7a8f5352bb6adfe4c19ad46043e204aacf.png" id="11" name="Picture"/>
+                    <pic:cNvPr descr="/home/gpca/daltoolboxdp/examples/autoencoder/doc/04_autoenc_lstm_e_files/4c9d1612fecf0de6b12fa22fc0bfe9681410c255.png" id="11" name="Picture"/>
                     <pic:cNvPicPr>
                       <a:picLocks noChangeArrowheads="1" noChangeAspect="1"/>
                     </pic:cNvPicPr>
@@ -2103,7 +2103,7 @@
         <w:rPr>
           <w:rStyle w:val="VerbatimChar"/>
         </w:rPr>
-        <w:t xml:space="preserve">## [1,] 1.623646 1.132362 -0.5565820</w:t>
+        <w:t xml:space="preserve">## [1,] 1.623646 1.132362 -0.5565819</w:t>
       </w:r>
       <w:r>
         <w:br/>
@@ -2121,7 +2121,7 @@
         <w:rPr>
           <w:rStyle w:val="VerbatimChar"/>
         </w:rPr>
-        <w:t xml:space="preserve">## [3,] 1.773434 1.231892 -0.6222906</w:t>
+        <w:t xml:space="preserve">## [3,] 1.773435 1.231892 -0.6222906</w:t>
       </w:r>
       <w:r>
         <w:br/>
